--- a/Appendix 7 - Academic integrity Commitment of Senior Thesis.docx
+++ b/Appendix 7 - Academic integrity Commitment of Senior Thesis.docx
@@ -352,7 +352,70 @@
           <w:szCs w:val="24"/>
         </w:rPr>
         <w:drawing>
-          <wp:anchor distT="0" distB="0" distL="114300" distR="114300" simplePos="0" relativeHeight="251658240" behindDoc="0" locked="0" layoutInCell="1" allowOverlap="1" wp14:anchorId="632280E4" wp14:editId="7B8152D1">
+          <wp:anchor distT="0" distB="0" distL="114300" distR="114300" simplePos="0" relativeHeight="251659264" behindDoc="0" locked="0" layoutInCell="1" allowOverlap="1" wp14:anchorId="3FFD3BC5" wp14:editId="5C4349AF">
+            <wp:simplePos x="0" y="0"/>
+            <wp:positionH relativeFrom="column">
+              <wp:posOffset>4118317</wp:posOffset>
+            </wp:positionH>
+            <wp:positionV relativeFrom="paragraph">
+              <wp:posOffset>212823</wp:posOffset>
+            </wp:positionV>
+            <wp:extent cx="1307814" cy="707390"/>
+            <wp:effectExtent l="0" t="0" r="0" b="0"/>
+            <wp:wrapNone/>
+            <wp:docPr id="1327552565" name="图片 1"/>
+            <wp:cNvGraphicFramePr>
+              <a:graphicFrameLocks xmlns:a="http://schemas.openxmlformats.org/drawingml/2006/main" noChangeAspect="1"/>
+            </wp:cNvGraphicFramePr>
+            <a:graphic xmlns:a="http://schemas.openxmlformats.org/drawingml/2006/main">
+              <a:graphicData uri="http://schemas.openxmlformats.org/drawingml/2006/picture">
+                <pic:pic xmlns:pic="http://schemas.openxmlformats.org/drawingml/2006/picture">
+                  <pic:nvPicPr>
+                    <pic:cNvPr id="1327552565" name="图片 1327552565"/>
+                    <pic:cNvPicPr/>
+                  </pic:nvPicPr>
+                  <pic:blipFill>
+                    <a:blip r:embed="rId10" cstate="print">
+                      <a:extLst>
+                        <a:ext uri="{28A0092B-C50C-407E-A947-70E740481C1C}">
+                          <a14:useLocalDpi xmlns:a14="http://schemas.microsoft.com/office/drawing/2010/main" val="0"/>
+                        </a:ext>
+                      </a:extLst>
+                    </a:blip>
+                    <a:stretch>
+                      <a:fillRect/>
+                    </a:stretch>
+                  </pic:blipFill>
+                  <pic:spPr>
+                    <a:xfrm>
+                      <a:off x="0" y="0"/>
+                      <a:ext cx="1307814" cy="707390"/>
+                    </a:xfrm>
+                    <a:prstGeom prst="rect">
+                      <a:avLst/>
+                    </a:prstGeom>
+                  </pic:spPr>
+                </pic:pic>
+              </a:graphicData>
+            </a:graphic>
+            <wp14:sizeRelH relativeFrom="page">
+              <wp14:pctWidth>0</wp14:pctWidth>
+            </wp14:sizeRelH>
+            <wp14:sizeRelV relativeFrom="page">
+              <wp14:pctHeight>0</wp14:pctHeight>
+            </wp14:sizeRelV>
+          </wp:anchor>
+        </w:drawing>
+      </w:r>
+      <w:r>
+        <w:rPr>
+          <w:rFonts w:ascii="Times New Roman" w:hAnsi="Times New Roman" w:cs="Times New Roman"/>
+          <w:noProof/>
+          <w:sz w:val="24"/>
+          <w:szCs w:val="24"/>
+        </w:rPr>
+        <w:drawing>
+          <wp:anchor distT="0" distB="0" distL="114300" distR="114300" simplePos="0" relativeHeight="251658240" behindDoc="0" locked="0" layoutInCell="1" allowOverlap="1" wp14:anchorId="632280E4" wp14:editId="02A3AD7D">
             <wp:simplePos x="0" y="0"/>
             <wp:positionH relativeFrom="column">
               <wp:posOffset>1023278</wp:posOffset>
@@ -375,7 +438,7 @@
                     <pic:cNvPicPr/>
                   </pic:nvPicPr>
                   <pic:blipFill>
-                    <a:blip r:embed="rId10" cstate="print">
+                    <a:blip r:embed="rId11" cstate="print">
                       <a:clrChange>
                         <a:clrFrom>
                           <a:srgbClr val="FFFFFF"/>
@@ -567,6 +630,30 @@
         </w:rPr>
         <w:t xml:space="preserve"> Date:    </w:t>
       </w:r>
+      <w:r>
+        <w:rPr>
+          <w:rFonts w:ascii="Times New Roman" w:hAnsi="Times New Roman" w:cs="Times New Roman"/>
+          <w:sz w:val="24"/>
+          <w:szCs w:val="24"/>
+        </w:rPr>
+        <w:t>May 2</w:t>
+      </w:r>
+      <w:r>
+        <w:rPr>
+          <w:rFonts w:ascii="Times New Roman" w:hAnsi="Times New Roman" w:cs="Times New Roman"/>
+          <w:sz w:val="24"/>
+          <w:szCs w:val="24"/>
+        </w:rPr>
+        <w:t>1</w:t>
+      </w:r>
+      <w:r>
+        <w:rPr>
+          <w:rFonts w:ascii="Times New Roman" w:hAnsi="Times New Roman" w:cs="Times New Roman"/>
+          <w:sz w:val="24"/>
+          <w:szCs w:val="24"/>
+        </w:rPr>
+        <w:t>, 2026</w:t>
+      </w:r>
     </w:p>
     <w:p>
       <w:pPr>
@@ -575,7 +662,7 @@
     </w:p>
     <w:p/>
     <w:sectPr>
-      <w:headerReference w:type="default" r:id="rId11"/>
+      <w:headerReference w:type="default" r:id="rId12"/>
       <w:pgSz w:w="11906" w:h="16838"/>
       <w:pgMar w:top="1440" w:right="1800" w:bottom="1440" w:left="1800" w:header="851" w:footer="992" w:gutter="0"/>
       <w:cols w:space="425"/>
@@ -640,23 +727,56 @@
   <w:p>
     <w:pPr>
       <w:pStyle w:val="a7"/>
+      <w:rPr>
+        <w:rFonts w:ascii="Times New Roman" w:hAnsi="Times New Roman" w:cs="Times New Roman"/>
+        <w:sz w:val="21"/>
+        <w:szCs w:val="21"/>
+        <w:u w:val="single"/>
+      </w:rPr>
     </w:pPr>
     <w:r>
-      <w:t xml:space="preserve">ST 4001 AY </w:t>
+      <w:rPr>
+        <w:rFonts w:ascii="Times New Roman" w:hAnsi="Times New Roman" w:cs="Times New Roman"/>
+        <w:sz w:val="21"/>
+        <w:szCs w:val="21"/>
+        <w:u w:val="single"/>
+      </w:rPr>
+      <w:t>Class of 2026</w:t>
     </w:r>
     <w:r>
-      <w:t>2025</w:t>
-    </w:r>
-    <w:r>
+      <w:rPr>
+        <w:rFonts w:ascii="Times New Roman" w:hAnsi="Times New Roman" w:cs="Times New Roman"/>
+        <w:sz w:val="21"/>
+        <w:szCs w:val="21"/>
+        <w:u w:val="single"/>
+      </w:rPr>
       <w:ptab w:relativeTo="margin" w:alignment="center" w:leader="none"/>
     </w:r>
     <w:r>
+      <w:rPr>
+        <w:rFonts w:ascii="Times New Roman" w:hAnsi="Times New Roman" w:cs="Times New Roman"/>
+        <w:sz w:val="21"/>
+        <w:szCs w:val="21"/>
+        <w:u w:val="single"/>
+      </w:rPr>
       <w:t>Zihan Xu</w:t>
     </w:r>
     <w:r>
+      <w:rPr>
+        <w:rFonts w:ascii="Times New Roman" w:hAnsi="Times New Roman" w:cs="Times New Roman"/>
+        <w:sz w:val="21"/>
+        <w:szCs w:val="21"/>
+        <w:u w:val="single"/>
+      </w:rPr>
       <w:ptab w:relativeTo="margin" w:alignment="right" w:leader="none"/>
     </w:r>
     <w:r>
+      <w:rPr>
+        <w:rFonts w:ascii="Times New Roman" w:hAnsi="Times New Roman" w:cs="Times New Roman"/>
+        <w:sz w:val="21"/>
+        <w:szCs w:val="21"/>
+        <w:u w:val="single"/>
+      </w:rPr>
       <w:t>3220110781</w:t>
     </w:r>
   </w:p>
@@ -1560,6 +1680,15 @@
 </file>
 
 <file path=customXml/item2.xml><?xml version="1.0" encoding="utf-8"?>
+<?mso-contentType ?>
+<FormTemplates xmlns="http://schemas.microsoft.com/sharepoint/v3/contenttype/forms">
+  <Display>DocumentLibraryForm</Display>
+  <Edit>DocumentLibraryForm</Edit>
+  <New>DocumentLibraryForm</New>
+</FormTemplates>
+</file>
+
+<file path=customXml/item3.xml><?xml version="1.0" encoding="utf-8"?>
 <ct:contentTypeSchema xmlns:ct="http://schemas.microsoft.com/office/2006/metadata/contentType" xmlns:ma="http://schemas.microsoft.com/office/2006/metadata/properties/metaAttributes" ct:_="" ma:_="" ma:contentTypeName="文档" ma:contentTypeID="0x01010051A6DD09E5C1A8488554EF529C25ED72" ma:contentTypeVersion="18" ma:contentTypeDescription="新建文档。" ma:contentTypeScope="" ma:versionID="fcb27fd3b9c0323158556982553c6d2b">
   <xsd:schema xmlns:xsd="http://www.w3.org/2001/XMLSchema" xmlns:xs="http://www.w3.org/2001/XMLSchema" xmlns:p="http://schemas.microsoft.com/office/2006/metadata/properties" xmlns:ns3="57ed14d6-6635-4a88-8b2f-1ed7b9d4ba0d" xmlns:ns4="f5f6a1b2-dda1-4fc8-a693-58208c236416" targetNamespace="http://schemas.microsoft.com/office/2006/metadata/properties" ma:root="true" ma:fieldsID="87834ce6969e782b759f3217f9e3df69" ns3:_="" ns4:_="">
     <xsd:import namespace="57ed14d6-6635-4a88-8b2f-1ed7b9d4ba0d"/>
@@ -1812,15 +1941,6 @@
 </ct:contentTypeSchema>
 </file>
 
-<file path=customXml/item3.xml><?xml version="1.0" encoding="utf-8"?>
-<?mso-contentType ?>
-<FormTemplates xmlns="http://schemas.microsoft.com/sharepoint/v3/contenttype/forms">
-  <Display>DocumentLibraryForm</Display>
-  <Edit>DocumentLibraryForm</Edit>
-  <New>DocumentLibraryForm</New>
-</FormTemplates>
-</file>
-
 <file path=customXml/itemProps1.xml><?xml version="1.0" encoding="utf-8"?>
 <ds:datastoreItem xmlns:ds="http://schemas.openxmlformats.org/officeDocument/2006/customXml" ds:itemID="{6966724F-3C8E-4481-B431-94894ACF932E}">
   <ds:schemaRefs>
@@ -1832,6 +1952,14 @@
 </file>
 
 <file path=customXml/itemProps2.xml><?xml version="1.0" encoding="utf-8"?>
+<ds:datastoreItem xmlns:ds="http://schemas.openxmlformats.org/officeDocument/2006/customXml" ds:itemID="{D20F0D39-FE24-4B08-AEAE-9D6E1F6F220C}">
+  <ds:schemaRefs>
+    <ds:schemaRef ds:uri="http://schemas.microsoft.com/sharepoint/v3/contenttype/forms"/>
+  </ds:schemaRefs>
+</ds:datastoreItem>
+</file>
+
+<file path=customXml/itemProps3.xml><?xml version="1.0" encoding="utf-8"?>
 <ds:datastoreItem xmlns:ds="http://schemas.openxmlformats.org/officeDocument/2006/customXml" ds:itemID="{0458CBE3-0FD3-4FF4-AD7D-F74000799689}">
   <ds:schemaRefs>
     <ds:schemaRef ds:uri="http://schemas.microsoft.com/office/2006/metadata/contentType"/>
@@ -1848,12 +1976,4 @@
     <ds:schemaRef ds:uri="http://schemas.microsoft.com/internal/obd"/>
   </ds:schemaRefs>
 </ds:datastoreItem>
-</file>
-
-<file path=customXml/itemProps3.xml><?xml version="1.0" encoding="utf-8"?>
-<ds:datastoreItem xmlns:ds="http://schemas.openxmlformats.org/officeDocument/2006/customXml" ds:itemID="{D20F0D39-FE24-4B08-AEAE-9D6E1F6F220C}">
-  <ds:schemaRefs>
-    <ds:schemaRef ds:uri="http://schemas.microsoft.com/sharepoint/v3/contenttype/forms"/>
-  </ds:schemaRefs>
-</ds:datastoreItem>
 </file>